--- a/dist/exports/kcet-circle_revision_notes.docx
+++ b/dist/exports/kcet-circle_revision_notes.docx
@@ -189,7 +189,7 @@
                 <w:color w:val="2D3748"/>
                 <w:sz w:val="19"/>
               </w:rPr>
-              <w:t>Kcet Circle - Core Application</w:t>
+              <w:t>Circle Equation, Tangents &amp; Chord of Contact</w:t>
             </w:r>
           </w:p>
         </w:tc>
@@ -230,7 +230,94 @@
                 <w:color w:val="718096"/>
                 <w:sz w:val="19"/>
               </w:rPr>
-              <w:t>General Concept</w:t>
+              <w:t>Circles</w:t>
+            </w:r>
+          </w:p>
+        </w:tc>
+      </w:tr>
+      <w:tr>
+        <w:tc>
+          <w:tcPr>
+            <w:tcW w:type="dxa" w:w="2160"/>
+            <w:shd w:fill="FFFFFF"/>
+            <w:tcMar>
+              <w:top w:w="80" w:type="dxa"/>
+              <w:bottom w:w="80" w:type="dxa"/>
+              <w:left w:w="150" w:type="dxa"/>
+              <w:right w:w="150" w:type="dxa"/>
+            </w:tcMar>
+          </w:tcPr>
+          <w:p>
+            <w:r>
+              <w:rPr>
+                <w:b/>
+                <w:color w:val="718096"/>
+                <w:sz w:val="19"/>
+              </w:rPr>
+              <w:t>Standard</w:t>
+            </w:r>
+          </w:p>
+        </w:tc>
+        <w:tc>
+          <w:tcPr>
+            <w:tcW w:type="dxa" w:w="4320"/>
+            <w:shd w:fill="FFFFFF"/>
+            <w:tcMar>
+              <w:top w:w="80" w:type="dxa"/>
+              <w:bottom w:w="80" w:type="dxa"/>
+              <w:left w:w="150" w:type="dxa"/>
+              <w:right w:w="150" w:type="dxa"/>
+            </w:tcMar>
+          </w:tcPr>
+          <w:p>
+            <w:r>
+              <w:rPr>
+                <w:b/>
+                <w:color w:val="2D3748"/>
+                <w:sz w:val="19"/>
+              </w:rPr>
+              <w:t>Tangents, Normals &amp; Orthogonal Circles</w:t>
+            </w:r>
+          </w:p>
+        </w:tc>
+        <w:tc>
+          <w:tcPr>
+            <w:tcW w:type="dxa" w:w="1728"/>
+            <w:shd w:fill="FFFFFF"/>
+            <w:tcMar>
+              <w:top w:w="80" w:type="dxa"/>
+              <w:bottom w:w="80" w:type="dxa"/>
+              <w:left w:w="150" w:type="dxa"/>
+              <w:right w:w="150" w:type="dxa"/>
+            </w:tcMar>
+          </w:tcPr>
+          <w:p>
+            <w:r>
+              <w:rPr>
+                <w:sz w:val="19"/>
+              </w:rPr>
+              <w:t>0 PYQs</w:t>
+            </w:r>
+          </w:p>
+        </w:tc>
+        <w:tc>
+          <w:tcPr>
+            <w:tcW w:type="dxa" w:w="1872"/>
+            <w:shd w:fill="FFFFFF"/>
+            <w:tcMar>
+              <w:top w:w="80" w:type="dxa"/>
+              <w:bottom w:w="80" w:type="dxa"/>
+              <w:left w:w="150" w:type="dxa"/>
+              <w:right w:w="150" w:type="dxa"/>
+            </w:tcMar>
+          </w:tcPr>
+          <w:p>
+            <w:r>
+              <w:rPr>
+                <w:color w:val="718096"/>
+                <w:sz w:val="19"/>
+              </w:rPr>
+              <w:t>Tangents &amp; Circles</w:t>
             </w:r>
           </w:p>
         </w:tc>
@@ -311,6 +398,98 @@
           </w:p>
         </w:tc>
       </w:tr>
+      <w:tr>
+        <w:tc>
+          <w:tcPr>
+            <w:tcW w:type="dxa" w:w="3600"/>
+            <w:shd w:fill="F7FAFC"/>
+            <w:tcMar>
+              <w:top w:w="100" w:type="dxa"/>
+              <w:bottom w:w="100" w:type="dxa"/>
+              <w:left w:w="150" w:type="dxa"/>
+              <w:right w:w="150" w:type="dxa"/>
+            </w:tcMar>
+          </w:tcPr>
+          <w:p>
+            <w:r>
+              <w:rPr>
+                <w:b/>
+                <w:color w:val="1A365D"/>
+                <w:sz w:val="19"/>
+              </w:rPr>
+              <w:t>Circle Equation, Tangents &amp; Chord of Contact</w:t>
+            </w:r>
+          </w:p>
+        </w:tc>
+        <w:tc>
+          <w:tcPr>
+            <w:tcW w:type="dxa" w:w="6480"/>
+            <w:shd w:fill="F7FAFC"/>
+            <w:tcMar>
+              <w:top w:w="100" w:type="dxa"/>
+              <w:bottom w:w="100" w:type="dxa"/>
+              <w:left w:w="150" w:type="dxa"/>
+              <w:right w:w="150" w:type="dxa"/>
+            </w:tcMar>
+          </w:tcPr>
+          <w:p>
+            <w:r>
+              <w:rPr>
+                <w:rFonts w:ascii="Cambria Math" w:hAnsi="Cambria Math"/>
+                <w:color w:val="2D3748"/>
+                <w:sz w:val="19"/>
+              </w:rPr>
+              <w:t>r = \sqrt{g^2 + f^2 - c}, \quad \text{Tangent: } y = mx \pm a\sqrt{1 + m^2}, \quad \text{Chord of contact: } T = 0, \quad \text{Orthogonal: } 2g_1 g_2 + 2f_1 f_2 = c_1 + c_2</w:t>
+            </w:r>
+          </w:p>
+        </w:tc>
+      </w:tr>
+      <w:tr>
+        <w:tc>
+          <w:tcPr>
+            <w:tcW w:type="dxa" w:w="3600"/>
+            <w:shd w:fill="FFFFFF"/>
+            <w:tcMar>
+              <w:top w:w="100" w:type="dxa"/>
+              <w:bottom w:w="100" w:type="dxa"/>
+              <w:left w:w="150" w:type="dxa"/>
+              <w:right w:w="150" w:type="dxa"/>
+            </w:tcMar>
+          </w:tcPr>
+          <w:p>
+            <w:r>
+              <w:rPr>
+                <w:b/>
+                <w:color w:val="1A365D"/>
+                <w:sz w:val="19"/>
+              </w:rPr>
+              <w:t>Tangents, Normals &amp; Orthogonal Circles</w:t>
+            </w:r>
+          </w:p>
+        </w:tc>
+        <w:tc>
+          <w:tcPr>
+            <w:tcW w:type="dxa" w:w="6480"/>
+            <w:shd w:fill="FFFFFF"/>
+            <w:tcMar>
+              <w:top w:w="100" w:type="dxa"/>
+              <w:bottom w:w="100" w:type="dxa"/>
+              <w:left w:w="150" w:type="dxa"/>
+              <w:right w:w="150" w:type="dxa"/>
+            </w:tcMar>
+          </w:tcPr>
+          <w:p>
+            <w:r>
+              <w:rPr>
+                <w:rFonts w:ascii="Cambria Math" w:hAnsi="Cambria Math"/>
+                <w:color w:val="2D3748"/>
+                <w:sz w:val="19"/>
+              </w:rPr>
+              <w:t>\text{Tangent: } y = mx \pm a\sqrt{1 + m^2}, \quad \text{Length of tangent: } L = \sqrt{S_1}, \quad \text{Orthogonal: } 2g_1 g_2 + 2f_1 f_2 = c_1 + c_2</w:t>
+            </w:r>
+          </w:p>
+        </w:tc>
+      </w:tr>
     </w:tbl>
     <w:p>
       <w:pPr>
@@ -338,7 +517,7 @@
           <w:color w:val="2B6CB0"/>
           <w:sz w:val="24"/>
         </w:rPr>
-        <w:t>3.1 Kcet Circle - Core Application (Moderate Yield — 3 PYQs)</w:t>
+        <w:t>3.1 Circle Equation, Tangents &amp; Chord of Contact (Moderate Yield — 3 PYQs)</w:t>
       </w:r>
     </w:p>
     <w:p>
@@ -353,7 +532,7 @@
         <w:rPr>
           <w:sz w:val="20"/>
         </w:rPr>
-        <w:t>Key problem pattern in Kcet Circle.</w:t>
+        <w:t>Standard and general equations of circles, condition for line y = mx + c to be tangent, and director circle x^2 + y^2 = 2a^2.</w:t>
       </w:r>
     </w:p>
     <w:tbl>
@@ -391,7 +570,7 @@
                 <w:color w:val="2D3748"/>
                 <w:sz w:val="19"/>
               </w:rPr>
-              <w:t>Watch for algebraic and sign errors.</w:t>
+              <w:t>The center of x^2 + y^2 + 2gx + 2fy + c = 0 is (-g, -f), NOT (+g, +f).</w:t>
             </w:r>
           </w:p>
         </w:tc>
@@ -432,7 +611,7 @@
                 <w:color w:val="2D3748"/>
                 <w:sz w:val="19"/>
               </w:rPr>
-              <w:t>Verify dimensions and boundary conditions.</w:t>
+              <w:t>The locus of the point of intersection of two perpendicular tangents to a circle is its director circle (radius √(2)a).</w:t>
             </w:r>
           </w:p>
         </w:tc>
@@ -522,6 +701,187 @@
           <w:sz w:val="18"/>
         </w:rPr>
         <w:t xml:space="preserve">"The maximum area of a rectangle inscribed in the circle (x+1)^2+(y-3)^2=64 is..."  </w:t>
+      </w:r>
+      <w:r>
+        <w:rPr>
+          <w:b/>
+          <w:color w:val="2B6CB0"/>
+          <w:sz w:val="18"/>
+        </w:rPr>
+        <w:t>[Ans: N/A]</w:t>
+      </w:r>
+    </w:p>
+    <w:p>
+      <w:pPr>
+        <w:spacing w:after="120"/>
+      </w:pPr>
+    </w:p>
+    <w:p>
+      <w:pPr>
+        <w:pStyle w:val="Heading2"/>
+      </w:pPr>
+      <w:r>
+        <w:rPr>
+          <w:color w:val="2B6CB0"/>
+          <w:sz w:val="24"/>
+        </w:rPr>
+        <w:t>3.2 Tangents, Normals &amp; Orthogonal Circles (Standard Yield — 0 PYQs)</w:t>
+      </w:r>
+    </w:p>
+    <w:p>
+      <w:r>
+        <w:rPr>
+          <w:b/>
+          <w:sz w:val="20"/>
+        </w:rPr>
+        <w:t xml:space="preserve">Core Principle: </w:t>
+      </w:r>
+      <w:r>
+        <w:rPr>
+          <w:sz w:val="20"/>
+        </w:rPr>
+        <w:t>Point and slope forms of circle tangents, director circle x^2 + y^2 = 2a^2, and orthogonality condition.</w:t>
+      </w:r>
+    </w:p>
+    <w:tbl>
+      <w:tblPr>
+        <w:tblW w:type="auto" w:w="0"/>
+        <w:jc w:val="center"/>
+        <w:tblLook w:firstColumn="1" w:firstRow="1" w:lastColumn="0" w:lastRow="0" w:noHBand="0" w:noVBand="1" w:val="04A0"/>
+      </w:tblPr>
+      <w:tblGrid>
+        <w:gridCol w:w="10080"/>
+      </w:tblGrid>
+      <w:tr>
+        <w:tc>
+          <w:tcPr>
+            <w:tcW w:type="dxa" w:w="10080"/>
+            <w:shd w:fill="FFF5F5"/>
+            <w:tcMar>
+              <w:top w:w="100" w:type="dxa"/>
+              <w:bottom w:w="100" w:type="dxa"/>
+              <w:left w:w="150" w:type="dxa"/>
+              <w:right w:w="150" w:type="dxa"/>
+            </w:tcMar>
+          </w:tcPr>
+          <w:p>
+            <w:r>
+              <w:rPr>
+                <w:b/>
+                <w:color w:val="C53030"/>
+                <w:sz w:val="19"/>
+              </w:rPr>
+              <w:t xml:space="preserve">⚠️ Common Trap / JEE Pitfall: </w:t>
+            </w:r>
+            <w:r>
+              <w:rPr>
+                <w:color w:val="2D3748"/>
+                <w:sz w:val="19"/>
+              </w:rPr>
+              <w:t>The normal to a circle at any point ALWAYS passes through the center of the circle (-g, -f).</w:t>
+            </w:r>
+          </w:p>
+        </w:tc>
+      </w:tr>
+    </w:tbl>
+    <w:tbl>
+      <w:tblPr>
+        <w:tblW w:type="auto" w:w="0"/>
+        <w:jc w:val="center"/>
+        <w:tblLook w:firstColumn="1" w:firstRow="1" w:lastColumn="0" w:lastRow="0" w:noHBand="0" w:noVBand="1" w:val="04A0"/>
+      </w:tblPr>
+      <w:tblGrid>
+        <w:gridCol w:w="10080"/>
+      </w:tblGrid>
+      <w:tr>
+        <w:tc>
+          <w:tcPr>
+            <w:tcW w:type="dxa" w:w="10080"/>
+            <w:shd w:fill="F0FFF4"/>
+            <w:tcMar>
+              <w:top w:w="100" w:type="dxa"/>
+              <w:bottom w:w="100" w:type="dxa"/>
+              <w:left w:w="150" w:type="dxa"/>
+              <w:right w:w="150" w:type="dxa"/>
+            </w:tcMar>
+          </w:tcPr>
+          <w:p>
+            <w:r>
+              <w:rPr>
+                <w:b/>
+                <w:color w:val="276749"/>
+                <w:sz w:val="19"/>
+              </w:rPr>
+              <w:t xml:space="preserve">💡 Speed Hack / Trick: </w:t>
+            </w:r>
+            <w:r>
+              <w:rPr>
+                <w:color w:val="2D3748"/>
+                <w:sz w:val="19"/>
+              </w:rPr>
+              <w:t>Common chord of two intersecting circles S_1 = 0 and S_2 = 0 is given directly by the linear equation S_1 - S_2 = 0.</w:t>
+            </w:r>
+          </w:p>
+        </w:tc>
+      </w:tr>
+    </w:tbl>
+    <w:p>
+      <w:pPr>
+        <w:spacing w:before="120" w:after="40"/>
+      </w:pPr>
+      <w:r>
+        <w:rPr>
+          <w:b/>
+          <w:color w:val="1A365D"/>
+          <w:sz w:val="19"/>
+        </w:rPr>
+        <w:t>Source PYQs testing this concept:</w:t>
+      </w:r>
+    </w:p>
+    <w:p>
+      <w:pPr>
+        <w:pStyle w:val="ListBullet"/>
+        <w:spacing w:after="40"/>
+      </w:pPr>
+      <w:r>
+        <w:rPr>
+          <w:b/>
+          <w:sz w:val="18"/>
+        </w:rPr>
+        <w:t xml:space="preserve">[2026 Shift] Q#1 (MCQ): </w:t>
+      </w:r>
+      <w:r>
+        <w:rPr>
+          <w:sz w:val="18"/>
+        </w:rPr>
+        <w:t xml:space="preserve">"The area enclosed by the curve x=√(3)cosθ,y=√(3)sinθ is..."  </w:t>
+      </w:r>
+      <w:r>
+        <w:rPr>
+          <w:b/>
+          <w:color w:val="2B6CB0"/>
+          <w:sz w:val="18"/>
+        </w:rPr>
+        <w:t>[Ans: N/A]</w:t>
+      </w:r>
+    </w:p>
+    <w:p>
+      <w:pPr>
+        <w:pStyle w:val="ListBullet"/>
+        <w:spacing w:after="40"/>
+      </w:pPr>
+      <w:r>
+        <w:rPr>
+          <w:b/>
+          <w:sz w:val="18"/>
+        </w:rPr>
+        <w:t xml:space="preserve">[2024 Shift] Q#2 (MCQ): </w:t>
+      </w:r>
+      <w:r>
+        <w:rPr>
+          <w:sz w:val="18"/>
+        </w:rPr>
+        <w:t xml:space="preserve">"If in two circles, arcs of the same length subtend angles 30° and 78° at the centre, then the ratio of their radii is..."  </w:t>
       </w:r>
       <w:r>
         <w:rPr>

--- a/dist/exports/kcet-circle_revision_notes.docx
+++ b/dist/exports/kcet-circle_revision_notes.docx
@@ -13,7 +13,7 @@
           <w:color w:val="1A365D"/>
           <w:sz w:val="44"/>
         </w:rPr>
-        <w:t>JEE MAIN REVISION MASTER: CIRCLE 2026 1 QUESTIONS 1.67% WEIGHTAGE</w:t>
+        <w:t>JEE MAIN REVISION MASTER: CIRCLE</w:t>
       </w:r>
     </w:p>
     <w:p>

--- a/dist/exports/kcet-circle_revision_notes.docx
+++ b/dist/exports/kcet-circle_revision_notes.docx
@@ -189,7 +189,7 @@
                 <w:color w:val="2D3748"/>
                 <w:sz w:val="19"/>
               </w:rPr>
-              <w:t>Circle Equation, Tangents &amp; Chord of Contact</w:t>
+              <w:t>Equation of Circle, Center, Radius &amp; Tangents</w:t>
             </w:r>
           </w:p>
         </w:tc>
@@ -230,94 +230,7 @@
                 <w:color w:val="718096"/>
                 <w:sz w:val="19"/>
               </w:rPr>
-              <w:t>Circles</w:t>
-            </w:r>
-          </w:p>
-        </w:tc>
-      </w:tr>
-      <w:tr>
-        <w:tc>
-          <w:tcPr>
-            <w:tcW w:type="dxa" w:w="2160"/>
-            <w:shd w:fill="FFFFFF"/>
-            <w:tcMar>
-              <w:top w:w="80" w:type="dxa"/>
-              <w:bottom w:w="80" w:type="dxa"/>
-              <w:left w:w="150" w:type="dxa"/>
-              <w:right w:w="150" w:type="dxa"/>
-            </w:tcMar>
-          </w:tcPr>
-          <w:p>
-            <w:r>
-              <w:rPr>
-                <w:b/>
-                <w:color w:val="718096"/>
-                <w:sz w:val="19"/>
-              </w:rPr>
-              <w:t>Standard</w:t>
-            </w:r>
-          </w:p>
-        </w:tc>
-        <w:tc>
-          <w:tcPr>
-            <w:tcW w:type="dxa" w:w="4320"/>
-            <w:shd w:fill="FFFFFF"/>
-            <w:tcMar>
-              <w:top w:w="80" w:type="dxa"/>
-              <w:bottom w:w="80" w:type="dxa"/>
-              <w:left w:w="150" w:type="dxa"/>
-              <w:right w:w="150" w:type="dxa"/>
-            </w:tcMar>
-          </w:tcPr>
-          <w:p>
-            <w:r>
-              <w:rPr>
-                <w:b/>
-                <w:color w:val="2D3748"/>
-                <w:sz w:val="19"/>
-              </w:rPr>
-              <w:t>Tangents, Normals &amp; Orthogonal Circles</w:t>
-            </w:r>
-          </w:p>
-        </w:tc>
-        <w:tc>
-          <w:tcPr>
-            <w:tcW w:type="dxa" w:w="1728"/>
-            <w:shd w:fill="FFFFFF"/>
-            <w:tcMar>
-              <w:top w:w="80" w:type="dxa"/>
-              <w:bottom w:w="80" w:type="dxa"/>
-              <w:left w:w="150" w:type="dxa"/>
-              <w:right w:w="150" w:type="dxa"/>
-            </w:tcMar>
-          </w:tcPr>
-          <w:p>
-            <w:r>
-              <w:rPr>
-                <w:sz w:val="19"/>
-              </w:rPr>
-              <w:t>0 PYQs</w:t>
-            </w:r>
-          </w:p>
-        </w:tc>
-        <w:tc>
-          <w:tcPr>
-            <w:tcW w:type="dxa" w:w="1872"/>
-            <w:shd w:fill="FFFFFF"/>
-            <w:tcMar>
-              <w:top w:w="80" w:type="dxa"/>
-              <w:bottom w:w="80" w:type="dxa"/>
-              <w:left w:w="150" w:type="dxa"/>
-              <w:right w:w="150" w:type="dxa"/>
-            </w:tcMar>
-          </w:tcPr>
-          <w:p>
-            <w:r>
-              <w:rPr>
-                <w:color w:val="718096"/>
-                <w:sz w:val="19"/>
-              </w:rPr>
-              <w:t>Tangents &amp; Circles</w:t>
+              <w:t>Conic Sections</w:t>
             </w:r>
           </w:p>
         </w:tc>
@@ -417,7 +330,7 @@
                 <w:color w:val="1A365D"/>
                 <w:sz w:val="19"/>
               </w:rPr>
-              <w:t>Circle Equation, Tangents &amp; Chord of Contact</w:t>
+              <w:t>Equation of Circle, Center, Radius &amp; Tangents</w:t>
             </w:r>
           </w:p>
         </w:tc>
@@ -439,53 +352,7 @@
                 <w:color w:val="2D3748"/>
                 <w:sz w:val="19"/>
               </w:rPr>
-              <w:t>r = \sqrt{g^2 + f^2 - c}, \quad \text{Tangent: } y = mx \pm a\sqrt{1 + m^2}, \quad \text{Chord of contact: } T = 0, \quad \text{Orthogonal: } 2g_1 g_2 + 2f_1 f_2 = c_1 + c_2</w:t>
-            </w:r>
-          </w:p>
-        </w:tc>
-      </w:tr>
-      <w:tr>
-        <w:tc>
-          <w:tcPr>
-            <w:tcW w:type="dxa" w:w="3600"/>
-            <w:shd w:fill="FFFFFF"/>
-            <w:tcMar>
-              <w:top w:w="100" w:type="dxa"/>
-              <w:bottom w:w="100" w:type="dxa"/>
-              <w:left w:w="150" w:type="dxa"/>
-              <w:right w:w="150" w:type="dxa"/>
-            </w:tcMar>
-          </w:tcPr>
-          <w:p>
-            <w:r>
-              <w:rPr>
-                <w:b/>
-                <w:color w:val="1A365D"/>
-                <w:sz w:val="19"/>
-              </w:rPr>
-              <w:t>Tangents, Normals &amp; Orthogonal Circles</w:t>
-            </w:r>
-          </w:p>
-        </w:tc>
-        <w:tc>
-          <w:tcPr>
-            <w:tcW w:type="dxa" w:w="6480"/>
-            <w:shd w:fill="FFFFFF"/>
-            <w:tcMar>
-              <w:top w:w="100" w:type="dxa"/>
-              <w:bottom w:w="100" w:type="dxa"/>
-              <w:left w:w="150" w:type="dxa"/>
-              <w:right w:w="150" w:type="dxa"/>
-            </w:tcMar>
-          </w:tcPr>
-          <w:p>
-            <w:r>
-              <w:rPr>
-                <w:rFonts w:ascii="Cambria Math" w:hAnsi="Cambria Math"/>
-                <w:color w:val="2D3748"/>
-                <w:sz w:val="19"/>
-              </w:rPr>
-              <w:t>\text{Tangent: } y = mx \pm a\sqrt{1 + m^2}, \quad \text{Length of tangent: } L = \sqrt{S_1}, \quad \text{Orthogonal: } 2g_1 g_2 + 2f_1 f_2 = c_1 + c_2</w:t>
+              <w:t>\text{Center} = (-g, -f), \quad r = \sqrt{g^2+f^2-c}, \quad \text{Condition for Tangency: } c = \pm a\sqrt{1+m^2}</w:t>
             </w:r>
           </w:p>
         </w:tc>
@@ -517,7 +384,7 @@
           <w:color w:val="2B6CB0"/>
           <w:sz w:val="24"/>
         </w:rPr>
-        <w:t>3.1 Circle Equation, Tangents &amp; Chord of Contact (Moderate Yield — 3 PYQs)</w:t>
+        <w:t>3.1 Equation of Circle, Center, Radius &amp; Tangents (Moderate Yield — 3 PYQs)</w:t>
       </w:r>
     </w:p>
     <w:p>
@@ -532,7 +399,7 @@
         <w:rPr>
           <w:sz w:val="20"/>
         </w:rPr>
-        <w:t>Standard and general equations of circles, condition for line y = mx + c to be tangent, and director circle x^2 + y^2 = 2a^2.</w:t>
+        <w:t>General equation of circle: x^2 + y^2 + 2gx + 2fy + c = 0. Center is (-g, -f) and radius is r = √(g^2 + f^2 - c). Tangent at (x_1, y_1): x x_1 + y y_1 + g(x+x_1) + f(y+y_1) + c = 0. Condition for line y = mx + c to be tangent to x^2+y^2=a^2: c^2 = a^2(1+m^2). Condition for two circles to cut orthogonally: 2g_1 g_2 + 2f_1 f_2 = c_1 + c_2.</w:t>
       </w:r>
     </w:p>
     <w:tbl>
@@ -570,7 +437,7 @@
                 <w:color w:val="2D3748"/>
                 <w:sz w:val="19"/>
               </w:rPr>
-              <w:t>The center of x^2 + y^2 + 2gx + 2fy + c = 0 is (-g, -f), NOT (+g, +f).</w:t>
+              <w:t>Before calculating center (-g, -f), ensure coefficients of x^2 and y^2 are reduced to 1!</w:t>
             </w:r>
           </w:p>
         </w:tc>
@@ -611,7 +478,7 @@
                 <w:color w:val="2D3748"/>
                 <w:sz w:val="19"/>
               </w:rPr>
-              <w:t>The locus of the point of intersection of two perpendicular tangents to a circle is its director circle (radius √(2)a).</w:t>
+              <w:t>Length of tangent from external point (x_1, y_1) to circle S=0 is simply L = √(S_1).</w:t>
             </w:r>
           </w:p>
         </w:tc>
@@ -701,187 +568,6 @@
           <w:sz w:val="18"/>
         </w:rPr>
         <w:t xml:space="preserve">"The maximum area of a rectangle inscribed in the circle (x+1)^2+(y-3)^2=64 is..."  </w:t>
-      </w:r>
-      <w:r>
-        <w:rPr>
-          <w:b/>
-          <w:color w:val="2B6CB0"/>
-          <w:sz w:val="18"/>
-        </w:rPr>
-        <w:t>[Ans: N/A]</w:t>
-      </w:r>
-    </w:p>
-    <w:p>
-      <w:pPr>
-        <w:spacing w:after="120"/>
-      </w:pPr>
-    </w:p>
-    <w:p>
-      <w:pPr>
-        <w:pStyle w:val="Heading2"/>
-      </w:pPr>
-      <w:r>
-        <w:rPr>
-          <w:color w:val="2B6CB0"/>
-          <w:sz w:val="24"/>
-        </w:rPr>
-        <w:t>3.2 Tangents, Normals &amp; Orthogonal Circles (Standard Yield — 0 PYQs)</w:t>
-      </w:r>
-    </w:p>
-    <w:p>
-      <w:r>
-        <w:rPr>
-          <w:b/>
-          <w:sz w:val="20"/>
-        </w:rPr>
-        <w:t xml:space="preserve">Core Principle: </w:t>
-      </w:r>
-      <w:r>
-        <w:rPr>
-          <w:sz w:val="20"/>
-        </w:rPr>
-        <w:t>Point and slope forms of circle tangents, director circle x^2 + y^2 = 2a^2, and orthogonality condition.</w:t>
-      </w:r>
-    </w:p>
-    <w:tbl>
-      <w:tblPr>
-        <w:tblW w:type="auto" w:w="0"/>
-        <w:jc w:val="center"/>
-        <w:tblLook w:firstColumn="1" w:firstRow="1" w:lastColumn="0" w:lastRow="0" w:noHBand="0" w:noVBand="1" w:val="04A0"/>
-      </w:tblPr>
-      <w:tblGrid>
-        <w:gridCol w:w="10080"/>
-      </w:tblGrid>
-      <w:tr>
-        <w:tc>
-          <w:tcPr>
-            <w:tcW w:type="dxa" w:w="10080"/>
-            <w:shd w:fill="FFF5F5"/>
-            <w:tcMar>
-              <w:top w:w="100" w:type="dxa"/>
-              <w:bottom w:w="100" w:type="dxa"/>
-              <w:left w:w="150" w:type="dxa"/>
-              <w:right w:w="150" w:type="dxa"/>
-            </w:tcMar>
-          </w:tcPr>
-          <w:p>
-            <w:r>
-              <w:rPr>
-                <w:b/>
-                <w:color w:val="C53030"/>
-                <w:sz w:val="19"/>
-              </w:rPr>
-              <w:t xml:space="preserve">⚠️ Common Trap / JEE Pitfall: </w:t>
-            </w:r>
-            <w:r>
-              <w:rPr>
-                <w:color w:val="2D3748"/>
-                <w:sz w:val="19"/>
-              </w:rPr>
-              <w:t>The normal to a circle at any point ALWAYS passes through the center of the circle (-g, -f).</w:t>
-            </w:r>
-          </w:p>
-        </w:tc>
-      </w:tr>
-    </w:tbl>
-    <w:tbl>
-      <w:tblPr>
-        <w:tblW w:type="auto" w:w="0"/>
-        <w:jc w:val="center"/>
-        <w:tblLook w:firstColumn="1" w:firstRow="1" w:lastColumn="0" w:lastRow="0" w:noHBand="0" w:noVBand="1" w:val="04A0"/>
-      </w:tblPr>
-      <w:tblGrid>
-        <w:gridCol w:w="10080"/>
-      </w:tblGrid>
-      <w:tr>
-        <w:tc>
-          <w:tcPr>
-            <w:tcW w:type="dxa" w:w="10080"/>
-            <w:shd w:fill="F0FFF4"/>
-            <w:tcMar>
-              <w:top w:w="100" w:type="dxa"/>
-              <w:bottom w:w="100" w:type="dxa"/>
-              <w:left w:w="150" w:type="dxa"/>
-              <w:right w:w="150" w:type="dxa"/>
-            </w:tcMar>
-          </w:tcPr>
-          <w:p>
-            <w:r>
-              <w:rPr>
-                <w:b/>
-                <w:color w:val="276749"/>
-                <w:sz w:val="19"/>
-              </w:rPr>
-              <w:t xml:space="preserve">💡 Speed Hack / Trick: </w:t>
-            </w:r>
-            <w:r>
-              <w:rPr>
-                <w:color w:val="2D3748"/>
-                <w:sz w:val="19"/>
-              </w:rPr>
-              <w:t>Common chord of two intersecting circles S_1 = 0 and S_2 = 0 is given directly by the linear equation S_1 - S_2 = 0.</w:t>
-            </w:r>
-          </w:p>
-        </w:tc>
-      </w:tr>
-    </w:tbl>
-    <w:p>
-      <w:pPr>
-        <w:spacing w:before="120" w:after="40"/>
-      </w:pPr>
-      <w:r>
-        <w:rPr>
-          <w:b/>
-          <w:color w:val="1A365D"/>
-          <w:sz w:val="19"/>
-        </w:rPr>
-        <w:t>Source PYQs testing this concept:</w:t>
-      </w:r>
-    </w:p>
-    <w:p>
-      <w:pPr>
-        <w:pStyle w:val="ListBullet"/>
-        <w:spacing w:after="40"/>
-      </w:pPr>
-      <w:r>
-        <w:rPr>
-          <w:b/>
-          <w:sz w:val="18"/>
-        </w:rPr>
-        <w:t xml:space="preserve">[2026 Shift] Q#1 (MCQ): </w:t>
-      </w:r>
-      <w:r>
-        <w:rPr>
-          <w:sz w:val="18"/>
-        </w:rPr>
-        <w:t xml:space="preserve">"The area enclosed by the curve x=√(3)cosθ,y=√(3)sinθ is..."  </w:t>
-      </w:r>
-      <w:r>
-        <w:rPr>
-          <w:b/>
-          <w:color w:val="2B6CB0"/>
-          <w:sz w:val="18"/>
-        </w:rPr>
-        <w:t>[Ans: N/A]</w:t>
-      </w:r>
-    </w:p>
-    <w:p>
-      <w:pPr>
-        <w:pStyle w:val="ListBullet"/>
-        <w:spacing w:after="40"/>
-      </w:pPr>
-      <w:r>
-        <w:rPr>
-          <w:b/>
-          <w:sz w:val="18"/>
-        </w:rPr>
-        <w:t xml:space="preserve">[2024 Shift] Q#2 (MCQ): </w:t>
-      </w:r>
-      <w:r>
-        <w:rPr>
-          <w:sz w:val="18"/>
-        </w:rPr>
-        <w:t xml:space="preserve">"If in two circles, arcs of the same length subtend angles 30° and 78° at the centre, then the ratio of their radii is..."  </w:t>
       </w:r>
       <w:r>
         <w:rPr>
